--- a/tools/word_reference.docx
+++ b/tools/word_reference.docx
@@ -545,11 +545,9 @@
   <w:docDefaults>
     <w:rPrDefault>
       <w:rPr>
+        <w:rFonts w:ascii="Times New Roman" w:hAnsi="Times New Roman" w:eastAsia="Times New Roman" w:cs="Times New Roman"/>
         <w:sz w:val="22"/>
         <w:szCs w:val="22"/>
-        <w:rFonts w:ascii="Times New Roman" w:hAnsi="Times New Roman" w:eastAsia="Times New Roman" w:cs="Times New Roman"/>
-        <w:sz w:val="24"/>
-        <w:szCs w:val="24"/>
         <w:lang w:val="en-US" w:eastAsia="en-US" w:bidi="ar-SA"/>
       </w:rPr>
     </w:rPrDefault>
@@ -602,7 +600,7 @@
       <w:rFonts w:ascii="Times New Roman" w:hAnsi="Times New Roman" w:eastAsia="Times New Roman" w:cs="Times New Roman"/>
       <w:b/>
       <w:bCs/>
-      <w:color w:val="345A8A" w:themeColor="accent1" w:themeShade="B5"/>
+      <w:color w:val="000000"/>
       <w:sz w:val="36"/>
       <w:szCs w:val="36"/>
     </w:rPr>
@@ -658,8 +656,7 @@
       <w:sz w:val="20"/>
       <w:szCs w:val="20"/>
       <w:b/>
-      <w:color w:val="345A8A"/>
-      &gt;
+      <w:color w:val="000000"/>
     </w:rPr>
   </w:style>
   <w:style w:type="paragraph" w:customStyle="1" w:styleId="Abstract">
@@ -701,7 +698,7 @@
       <w:rFonts w:ascii="Times New Roman" w:hAnsi="Times New Roman" w:eastAsia="Times New Roman" w:cs="Times New Roman"/>
       <w:b/>
       <w:bCs/>
-      <w:color w:val="4F81BD" w:themeColor="accent1"/>
+      <w:color w:val="000000"/>
       <w:sz w:val="32"/>
       <w:szCs w:val="32"/>
     </w:rPr>
@@ -723,7 +720,7 @@
       <w:rFonts w:ascii="Times New Roman" w:hAnsi="Times New Roman" w:eastAsia="Times New Roman" w:cs="Times New Roman"/>
       <w:b/>
       <w:bCs/>
-      <w:color w:val="4F81BD" w:themeColor="accent1"/>
+      <w:color w:val="000000"/>
       <w:sz w:val="28"/>
       <w:szCs w:val="28"/>
     </w:rPr>
@@ -745,7 +742,7 @@
       <w:rFonts w:ascii="Times New Roman" w:hAnsi="Times New Roman" w:eastAsia="Times New Roman" w:cs="Times New Roman"/>
       <w:b/>
       <w:bCs/>
-      <w:color w:val="4F81BD" w:themeColor="accent1"/>
+      <w:color w:val="000000"/>
       <w:sz w:val="24"/>
       <w:szCs w:val="24"/>
     </w:rPr>
@@ -767,7 +764,7 @@
       <w:rFonts w:ascii="Times New Roman" w:hAnsi="Times New Roman" w:eastAsia="Times New Roman" w:cs="Times New Roman"/>
       <w:i/>
       <w:bCs/>
-      <w:color w:val="4F81BD" w:themeColor="accent1"/>
+      <w:color w:val="000000"/>
       <w:sz w:val="24"/>
       <w:szCs w:val="24"/>
     </w:rPr>
@@ -788,7 +785,7 @@
     <w:rPr>
       <w:rFonts w:ascii="Times New Roman" w:hAnsi="Times New Roman" w:eastAsia="Times New Roman" w:cs="Times New Roman"/>
       <w:iCs/>
-      <w:color w:val="4F81BD" w:themeColor="accent1"/>
+      <w:color w:val="000000"/>
       <w:sz w:val="24"/>
       <w:szCs w:val="24"/>
     </w:rPr>
@@ -808,7 +805,7 @@
     </w:pPr>
     <w:rPr>
       <w:rFonts w:ascii="Times New Roman" w:hAnsi="Times New Roman" w:eastAsia="Times New Roman" w:cs="Times New Roman"/>
-      <w:color w:val="4F81BD" w:themeColor="accent1"/>
+      <w:color w:val="000000"/>
       <w:sz w:val="24"/>
       <w:szCs w:val="24"/>
     </w:rPr>
@@ -828,7 +825,7 @@
     </w:pPr>
     <w:rPr>
       <w:rFonts w:ascii="Times New Roman" w:hAnsi="Times New Roman" w:eastAsia="Times New Roman" w:cs="Times New Roman"/>
-      <w:color w:val="4F81BD" w:themeColor="accent1"/>
+      <w:color w:val="000000"/>
       <w:sz w:val="24"/>
       <w:szCs w:val="24"/>
     </w:rPr>
@@ -848,7 +845,7 @@
     </w:pPr>
     <w:rPr>
       <w:rFonts w:ascii="Times New Roman" w:hAnsi="Times New Roman" w:eastAsia="Times New Roman" w:cs="Times New Roman"/>
-      <w:color w:val="4F81BD" w:themeColor="accent1"/>
+      <w:color w:val="000000"/>
       <w:sz w:val="24"/>
       <w:szCs w:val="24"/>
     </w:rPr>
@@ -868,7 +865,7 @@
     </w:pPr>
     <w:rPr>
       <w:rFonts w:ascii="Times New Roman" w:hAnsi="Times New Roman" w:eastAsia="Times New Roman" w:cs="Times New Roman"/>
-      <w:color w:val="4F81BD" w:themeColor="accent1"/>
+      <w:color w:val="000000"/>
       <w:sz w:val="24"/>
       <w:szCs w:val="24"/>
     </w:rPr>
@@ -1007,7 +1004,7 @@
     <w:name w:val="Hyperlink"/>
     <w:basedOn w:val="BodyTextChar"/>
     <w:rPr>
-      <w:color w:val="4F81BD" w:themeColor="accent1"/>
+      <w:color w:val="000000"/>
     </w:rPr>
   </w:style>
   <w:style w:type="paragraph" w:styleId="TOCHeading">
@@ -1025,7 +1022,7 @@
       <w:rFonts w:ascii="Times New Roman" w:hAnsi="Times New Roman" w:eastAsia="Times New Roman" w:cs="Times New Roman"/>
       <w:b w:val="0"/>
       <w:bCs w:val="0"/>
-      <w:color w:val="365F91" w:themeColor="accent1" w:themeShade="BF"/>
+      <w:color w:val="000000"/>
     </w:rPr>
   </w:style>
 </w:styles>
